--- a/2025-26/Tesztelés/A programon vezető utak.docx
+++ b/2025-26/Tesztelés/A programon vezető utak.docx
@@ -48,11 +48,13 @@
         <w:t>Elég B-t és C-t választani (A mindegyikben benne van)</w:t>
       </w:r>
     </w:p>
+    <w:p/>
     <w:p>
       <w:r>
         <w:t>Előfeltétel: 0&lt;=Hossz(SZÖVEG)&lt;=40</w:t>
       </w:r>
     </w:p>
+    <w:p/>
     <w:p>
       <w:r>
         <w:t>Tesztpredikátum:</w:t>
@@ -65,10 +67,14 @@
         </w:rPr>
       </w:pPr>
       <w:r>
-        <w:t xml:space="preserve">B-C. </w:t>
-      </w:r>
-      <w:r>
-        <w:t>0&lt;=Hossz(SZÖVEG)&lt;=40</w:t>
+        <w:rPr>
+          <w:b/>
+          <w:bCs/>
+        </w:rPr>
+        <w:t>B-C.</w:t>
+      </w:r>
+      <w:r>
+        <w:t xml:space="preserve"> 0&lt;=Hossz(SZÖVEG)&lt;=40</w:t>
       </w:r>
       <w:r>
         <w:t xml:space="preserve"> </w:t>
@@ -92,44 +98,458 @@
         </w:rPr>
       </w:pPr>
       <w:r>
-        <w:t xml:space="preserve">B-C. 0&lt;=Hossz(SZÖVEG)&lt;=40 </w:t>
+        <w:rPr>
+          <w:b/>
+          <w:bCs/>
+        </w:rPr>
+        <w:t>B-C.</w:t>
+      </w:r>
+      <w:r>
+        <w:t xml:space="preserve"> 0&lt;=Hossz(SZÖVEG)&lt;=40 </w:t>
+      </w:r>
+      <w:r>
+        <w:t xml:space="preserve">és MAGÁN=0 és INDEX=0 </w:t>
+      </w:r>
+      <w:r>
+        <w:rPr>
+          <w:color w:val="FF0000"/>
+        </w:rPr>
+        <w:t>és INDEX&lt;HOSSZ(SZÖVEG)</w:t>
+      </w:r>
+    </w:p>
+    <w:p>
+      <w:pPr>
+        <w:rPr>
+          <w:color w:val="FF0000"/>
+        </w:rPr>
+      </w:pPr>
+    </w:p>
+    <w:p>
+      <w:r>
+        <w:t>A ciklus- és előfeltétel alapján:</w:t>
+      </w:r>
+    </w:p>
+    <w:p>
+      <w:r>
+        <w:rPr>
+          <w:b/>
+          <w:bCs/>
+        </w:rPr>
+        <w:t>B-C.</w:t>
+      </w:r>
+      <w:r>
+        <w:t xml:space="preserve"> </w:t>
+      </w:r>
+      <w:r>
+        <w:t xml:space="preserve">0&lt;Hossz(SZÖVEG)&lt;=40 </w:t>
       </w:r>
       <w:r>
         <w:t>és MAGÁN=0 és INDEX=0</w:t>
       </w:r>
-      <w:r>
+    </w:p>
+    <w:p>
+      <w:pPr>
+        <w:rPr>
+          <w:b/>
+          <w:bCs/>
+          <w:color w:val="FF0000"/>
+        </w:rPr>
+      </w:pPr>
+      <w:r>
+        <w:rPr>
+          <w:b/>
+          <w:bCs/>
+        </w:rPr>
+        <w:t>Két út:</w:t>
+      </w:r>
+    </w:p>
+    <w:p>
+      <w:r>
+        <w:rPr>
+          <w:b/>
+          <w:bCs/>
+        </w:rPr>
+        <w:t>B.</w:t>
+      </w:r>
+      <w:r>
+        <w:rPr>
+          <w:b/>
+          <w:bCs/>
+        </w:rPr>
+        <w:t xml:space="preserve"> (igaz az elágazás)</w:t>
+      </w:r>
+      <w:r>
+        <w:rPr>
+          <w:b/>
+          <w:bCs/>
+        </w:rPr>
         <w:t xml:space="preserve"> </w:t>
       </w:r>
       <w:r>
         <w:rPr>
-          <w:color w:val="FF0000"/>
-        </w:rPr>
-        <w:t>és INDEX&lt;HOSSZ(SZÖVEG)</w:t>
-      </w:r>
-    </w:p>
-    <w:p>
-      <w:r>
-        <w:t>A ciklus- és előfeltétel alapján:</w:t>
-      </w:r>
-    </w:p>
-    <w:p>
-      <w:pPr>
-        <w:rPr>
-          <w:color w:val="FF0000"/>
-        </w:rPr>
-      </w:pPr>
-      <w:r>
-        <w:t>0&lt;Hossz(</w:t>
-      </w:r>
-      <w:r>
-        <w:t xml:space="preserve">SZÖVEG)&lt;=40 </w:t>
+          <w:b/>
+          <w:bCs/>
+        </w:rPr>
+        <w:t xml:space="preserve"> - </w:t>
+      </w:r>
+      <w:r>
+        <w:t xml:space="preserve">0&lt;Hossz(SZÖVEG)&lt;=40 </w:t>
       </w:r>
       <w:r>
         <w:t>és MAGÁN=0 és INDEX=0</w:t>
       </w:r>
+      <w:r>
+        <w:t xml:space="preserve"> </w:t>
+      </w:r>
+      <w:r>
+        <w:rPr>
+          <w:color w:val="FF0000"/>
+        </w:rPr>
+        <w:t>SZÖVEG[0] magánhangzó</w:t>
+      </w:r>
+    </w:p>
+    <w:p>
+      <w:pPr>
+        <w:rPr>
+          <w:color w:val="FF0000"/>
+        </w:rPr>
+      </w:pPr>
+      <w:r>
+        <w:rPr>
+          <w:b/>
+          <w:bCs/>
+        </w:rPr>
+        <w:t>C.</w:t>
+      </w:r>
+      <w:r>
+        <w:rPr>
+          <w:b/>
+          <w:bCs/>
+        </w:rPr>
+        <w:t xml:space="preserve"> (hamis az elágazás) </w:t>
+      </w:r>
+      <w:r>
+        <w:rPr>
+          <w:b/>
+          <w:bCs/>
+        </w:rPr>
+        <w:t>-</w:t>
+      </w:r>
+      <w:r>
+        <w:t xml:space="preserve"> </w:t>
+      </w:r>
+      <w:r>
+        <w:t xml:space="preserve">0&lt;Hossz(SZÖVEG)&lt;=40 </w:t>
+      </w:r>
+      <w:r>
+        <w:t>és MAGÁN=0 és INDEX=0</w:t>
+      </w:r>
+      <w:r>
+        <w:t xml:space="preserve"> </w:t>
+      </w:r>
+      <w:r>
+        <w:rPr>
+          <w:color w:val="FF0000"/>
+        </w:rPr>
+        <w:t>SZÖVEG[</w:t>
+      </w:r>
+      <w:r>
+        <w:rPr>
+          <w:color w:val="FF0000"/>
+        </w:rPr>
+        <w:t>0</w:t>
+      </w:r>
+      <w:r>
+        <w:rPr>
+          <w:color w:val="FF0000"/>
+        </w:rPr>
+        <w:t>]</w:t>
+      </w:r>
+      <w:r>
+        <w:rPr>
+          <w:color w:val="FF0000"/>
+        </w:rPr>
+        <w:t xml:space="preserve"> nem</w:t>
+      </w:r>
+      <w:r>
+        <w:rPr>
+          <w:color w:val="FF0000"/>
+        </w:rPr>
+        <w:t xml:space="preserve"> magánhangzó</w:t>
+      </w:r>
+    </w:p>
+    <w:p>
+      <w:r>
+        <w:t xml:space="preserve">B út: </w:t>
+      </w:r>
+      <w:r>
+        <w:t xml:space="preserve">0&lt;Hossz(SZÖVEG)&lt;=40 </w:t>
+      </w:r>
+      <w:r>
+        <w:t>és MAGÁN=</w:t>
+      </w:r>
+      <w:r>
+        <w:rPr>
+          <w:color w:val="FF0000"/>
+        </w:rPr>
+        <w:t>1</w:t>
+      </w:r>
+      <w:r>
+        <w:rPr>
+          <w:color w:val="FF0000"/>
+        </w:rPr>
+        <w:t xml:space="preserve"> </w:t>
+      </w:r>
+      <w:r>
+        <w:t>és INDEX=0</w:t>
+      </w:r>
+      <w:r>
+        <w:t xml:space="preserve"> SZÖVEG[</w:t>
+      </w:r>
+      <w:r>
+        <w:rPr>
+          <w:color w:val="FF0000"/>
+        </w:rPr>
+        <w:t>0</w:t>
+      </w:r>
+      <w:r>
+        <w:t>] magánhangzó</w:t>
+      </w:r>
+    </w:p>
+    <w:p>
+      <w:r>
+        <w:t xml:space="preserve">C út: </w:t>
+      </w:r>
+      <w:r>
+        <w:t xml:space="preserve">0&lt;Hossz(SZÖVEG)&lt;=40 </w:t>
+      </w:r>
+      <w:r>
+        <w:t>és MAGÁN=0 és INDEX=0</w:t>
+      </w:r>
+      <w:r>
+        <w:t xml:space="preserve"> SZÖVEG[</w:t>
+      </w:r>
+      <w:r>
+        <w:rPr>
+          <w:color w:val="FF0000"/>
+        </w:rPr>
+        <w:t>0</w:t>
+      </w:r>
+      <w:r>
+        <w:t xml:space="preserve">] </w:t>
+      </w:r>
+      <w:r>
+        <w:t xml:space="preserve">nem </w:t>
+      </w:r>
+      <w:r>
+        <w:t>magánhangzó</w:t>
+      </w:r>
     </w:p>
     <w:p/>
+    <w:p>
+      <w:r>
+        <w:t>Elágazás után</w:t>
+      </w:r>
+      <w:r>
+        <w:t>, index növelése</w:t>
+      </w:r>
+      <w:r>
+        <w:t>:</w:t>
+      </w:r>
+    </w:p>
+    <w:p>
+      <w:r>
+        <w:t xml:space="preserve">B út: 0&lt;Hossz(SZÖVEG)&lt;=40 </w:t>
+      </w:r>
+      <w:r>
+        <w:t>és MAGÁN=</w:t>
+      </w:r>
+      <w:r>
+        <w:t>1</w:t>
+      </w:r>
+      <w:r>
+        <w:t xml:space="preserve"> </w:t>
+      </w:r>
+      <w:r>
+        <w:t>és INDEX=</w:t>
+      </w:r>
+      <w:r>
+        <w:rPr>
+          <w:color w:val="FF0000"/>
+        </w:rPr>
+        <w:t>1</w:t>
+      </w:r>
+      <w:r>
+        <w:rPr>
+          <w:color w:val="FF0000"/>
+        </w:rPr>
+        <w:t xml:space="preserve"> </w:t>
+      </w:r>
+      <w:r>
+        <w:t>SZÖVEG[</w:t>
+      </w:r>
+      <w:r>
+        <w:t>0</w:t>
+      </w:r>
+      <w:r>
+        <w:t>] magánhangzó</w:t>
+      </w:r>
+    </w:p>
+    <w:p>
+      <w:r>
+        <w:t xml:space="preserve">C út: 0&lt;Hossz(SZÖVEG)&lt;=40 </w:t>
+      </w:r>
+      <w:r>
+        <w:t>és MAGÁN=0 és INDEX=</w:t>
+      </w:r>
+      <w:r>
+        <w:rPr>
+          <w:color w:val="FF0000"/>
+        </w:rPr>
+        <w:t>1</w:t>
+      </w:r>
+      <w:r>
+        <w:rPr>
+          <w:color w:val="FF0000"/>
+        </w:rPr>
+        <w:t xml:space="preserve"> </w:t>
+      </w:r>
+      <w:r>
+        <w:t>SZÖVEG[</w:t>
+      </w:r>
+      <w:r>
+        <w:t>0</w:t>
+      </w:r>
+      <w:r>
+        <w:t>] nem magánhangzó</w:t>
+      </w:r>
+    </w:p>
     <w:p/>
+    <w:p>
+      <w:r>
+        <w:t>Ciklusfeltétel hamis lesz:</w:t>
+      </w:r>
+    </w:p>
+    <w:p>
+      <w:r>
+        <w:t xml:space="preserve">B út: 0&lt;Hossz(SZÖVEG)&lt;=40 </w:t>
+      </w:r>
+      <w:r>
+        <w:t>és MAGÁN=</w:t>
+      </w:r>
+      <w:r>
+        <w:t>1</w:t>
+      </w:r>
+      <w:r>
+        <w:t xml:space="preserve"> </w:t>
+      </w:r>
+      <w:r>
+        <w:t>és INDEX=</w:t>
+      </w:r>
+      <w:r>
+        <w:t xml:space="preserve">1 </w:t>
+      </w:r>
+      <w:r>
+        <w:t>SZÖVEG[0] magánhangzó</w:t>
+      </w:r>
+      <w:r>
+        <w:t xml:space="preserve"> </w:t>
+      </w:r>
+      <w:r>
+        <w:rPr>
+          <w:color w:val="FF0000"/>
+        </w:rPr>
+        <w:t>INDEX&gt;=Hossz(SZÖVEG)</w:t>
+      </w:r>
+    </w:p>
+    <w:p>
+      <w:pPr>
+        <w:rPr>
+          <w:color w:val="FF0000"/>
+        </w:rPr>
+      </w:pPr>
+      <w:r>
+        <w:t xml:space="preserve">C út: 0&lt;Hossz(SZÖVEG)&lt;=40 </w:t>
+      </w:r>
+      <w:r>
+        <w:t>és MAGÁN=0 és INDEX=</w:t>
+      </w:r>
+      <w:r>
+        <w:t xml:space="preserve">1 </w:t>
+      </w:r>
+      <w:r>
+        <w:t>SZÖVEG[0] nem magánhangzó</w:t>
+      </w:r>
+      <w:r>
+        <w:t xml:space="preserve"> </w:t>
+      </w:r>
+      <w:r>
+        <w:rPr>
+          <w:color w:val="FF0000"/>
+        </w:rPr>
+        <w:t>INDEX&gt;=Hossz(SZÖVEG)</w:t>
+      </w:r>
+    </w:p>
+    <w:p>
+      <w:pPr>
+        <w:rPr>
+          <w:color w:val="FF0000"/>
+        </w:rPr>
+      </w:pPr>
+    </w:p>
+    <w:p>
+      <w:r>
+        <w:lastRenderedPageBreak/>
+        <w:t>Az első és utolsó feltétel összevonva Hossz(SZÖVEG) = 1, a bemenetben nem szereplő változókat pedig elhagyjuk.</w:t>
+      </w:r>
+    </w:p>
+    <w:p>
+      <w:r>
+        <w:t xml:space="preserve">B. Hossz(SZÖVEG) = 1 </w:t>
+      </w:r>
+      <w:r>
+        <w:t xml:space="preserve">és </w:t>
+      </w:r>
+      <w:r>
+        <w:t>SZÖVEG=[0] magánhangzó</w:t>
+      </w:r>
+    </w:p>
+    <w:p>
+      <w:r>
+        <w:t xml:space="preserve">C. </w:t>
+      </w:r>
+      <w:r>
+        <w:t xml:space="preserve">Hossz(SZÖVEG) = 1 </w:t>
+      </w:r>
+      <w:r>
+        <w:t xml:space="preserve">és </w:t>
+      </w:r>
+      <w:r>
+        <w:t xml:space="preserve">SZÖVEG=[0] </w:t>
+      </w:r>
+      <w:r>
+        <w:t xml:space="preserve">nem </w:t>
+      </w:r>
+      <w:r>
+        <w:t>magánhangzó</w:t>
+      </w:r>
+    </w:p>
+    <w:p/>
+    <w:p>
+      <w:r>
+        <w:t>Tesztesetek meghatározása:</w:t>
+      </w:r>
+    </w:p>
+    <w:p>
+      <w:r>
+        <w:t>B. SZÖVEG = „a”</w:t>
+      </w:r>
+    </w:p>
+    <w:p>
+      <w:r>
+        <w:t>C. SZÖVEG = „b”</w:t>
+      </w:r>
+    </w:p>
     <w:sectPr>
       <w:pgSz w:w="11906" w:h="16838"/>
       <w:pgMar w:top="1417" w:right="1417" w:bottom="1417" w:left="1417" w:header="708" w:footer="708" w:gutter="0"/>
